--- a/docs/Manual-Projeto-Pokemon.docx
+++ b/docs/Manual-Projeto-Pokemon.docx
@@ -229,7 +229,7 @@
     <w:p>
       <w:pPr/>
       <w:r>
-        <w:t xml:space="preserve">As setas apontam de quem usa para quem é usado. Nenhuma seta sobe: o modelo não conhece o serviço, e o serviço não conhece a CLI. Para simplificar, o desenho omite duas setas que também descem: a CLI lê os modelos que recebe, e o `main.py` cria o serviço.</w:t>
+        <w:t xml:space="preserve">As setas apontam de quem usa para quem é usado. Nenhuma seta sobe: o modelo não conhece o serviço, e o serviço não conhece a CLI. Para simplificar, o desenho omite duas setas que também descem: a CLI lê os modelos que recebe, e o main.py cria o serviço.</w:t>
       </w:r>
     </w:p>
     <w:p>
@@ -4848,7 +4848,7 @@
     <w:p>
       <w:pPr/>
       <w:r>
-        <w:t xml:space="preserve">Git e GitHub (2026-10-17): o trabalho virou 5 commits, enviados ao repositório público </w:t>
+        <w:t xml:space="preserve">Git e GitHub (2026-10-17): o repositório público </w:t>
       </w:r>
       <w:hyperlink r:id="rId5" w:history="1">
         <w:r>
@@ -4859,126 +4859,31 @@
         </w:r>
       </w:hyperlink>
       <w:r>
-        <w:t xml:space="preserve">. Um sexto commit, com o arquivo de CI, está só no computador: o GitHub recusou o envio porque o login do </w:t>
-      </w:r>
-      <w:r>
-        <w:rPr>
-          <w:rStyle w:val="CodeChar"/>
-        </w:rPr>
-        <w:t xml:space="preserve">gh</w:t>
-      </w:r>
-      <w:r>
-        <w:t xml:space="preserve"> não tem a permissão </w:t>
-      </w:r>
-      <w:r>
-        <w:rPr>
-          <w:rStyle w:val="CodeChar"/>
-        </w:rPr>
-        <w:t xml:space="preserve">workflow</w:t>
-      </w:r>
-      <w:r>
-        <w:t xml:space="preserve">. Para enviar, rode </w:t>
-      </w:r>
-      <w:r>
-        <w:rPr>
-          <w:rStyle w:val="CodeChar"/>
-        </w:rPr>
-        <w:t xml:space="preserve">gh auth refresh -h github.com -s workflow</w:t>
-      </w:r>
-      <w:r>
-        <w:t xml:space="preserve"> e depois </w:t>
-      </w:r>
-      <w:r>
-        <w:rPr>
-          <w:rStyle w:val="CodeChar"/>
-        </w:rPr>
-        <w:t xml:space="preserve">git push</w:t>
+        <w:t xml:space="preserve"> tem 9 commits, incluindo a pasta </w:t>
+      </w:r>
+      <w:r>
+        <w:rPr>
+          <w:rStyle w:val="CodeChar"/>
+        </w:rPr>
+        <w:t xml:space="preserve">docs/</w:t>
+      </w:r>
+      <w:r>
+        <w:t xml:space="preserve"> com este manual e a apostila (Markdown, Word e PDF). O CI roda a cada push e </w:t>
+      </w:r>
+      <w:r>
+        <w:rPr>
+          <w:b/>
+        </w:rPr>
+        <w:t xml:space="preserve">passa no Ubuntu e no Windows</w:t>
       </w:r>
       <w:r>
         <w:t xml:space="preserve">.</w:t>
       </w:r>
     </w:p>
     <w:p>
-      <w:pPr>
-        <w:pStyle w:val="Heading2"/>
-      </w:pPr>
-      <w:r>
-        <w:t xml:space="preserve">Próximos passos e perguntas de revisão</w:t>
-      </w:r>
-    </w:p>
-    <w:p>
       <w:pPr/>
       <w:r>
-        <w:t xml:space="preserve">O código foi escrito de uma vez, então o aprendizado agora vem de estudá-lo. Sugestão de ordem de leitura: </w:t>
-      </w:r>
-      <w:r>
-        <w:rPr>
-          <w:rStyle w:val="CodeChar"/>
-        </w:rPr>
-        <w:t xml:space="preserve">exceptions.py</w:t>
-      </w:r>
-      <w:r>
-        <w:t xml:space="preserve"> → </w:t>
-      </w:r>
-      <w:r>
-        <w:rPr>
-          <w:rStyle w:val="CodeChar"/>
-        </w:rPr>
-        <w:t xml:space="preserve">models/pokemon.py</w:t>
-      </w:r>
-      <w:r>
-        <w:t xml:space="preserve"> → </w:t>
-      </w:r>
-      <w:r>
-        <w:rPr>
-          <w:rStyle w:val="CodeChar"/>
-        </w:rPr>
-        <w:t xml:space="preserve">utils/validation.py</w:t>
-      </w:r>
-      <w:r>
-        <w:t xml:space="preserve"> → </w:t>
-      </w:r>
-      <w:r>
-        <w:rPr>
-          <w:rStyle w:val="CodeChar"/>
-        </w:rPr>
-        <w:t xml:space="preserve">services/pokeapi.py</w:t>
-      </w:r>
-      <w:r>
-        <w:t xml:space="preserve"> → </w:t>
-      </w:r>
-      <w:r>
-        <w:rPr>
-          <w:rStyle w:val="CodeChar"/>
-        </w:rPr>
-        <w:t xml:space="preserve">cli/formatting.py</w:t>
-      </w:r>
-      <w:r>
-        <w:t xml:space="preserve"> → </w:t>
-      </w:r>
-      <w:r>
-        <w:rPr>
-          <w:rStyle w:val="CodeChar"/>
-        </w:rPr>
-        <w:t xml:space="preserve">cli/menu.py</w:t>
-      </w:r>
-      <w:r>
-        <w:t xml:space="preserve"> → </w:t>
-      </w:r>
-      <w:r>
-        <w:rPr>
-          <w:rStyle w:val="CodeChar"/>
-        </w:rPr>
-        <w:t xml:space="preserve">main.py</w:t>
-      </w:r>
-      <w:r>
-        <w:t xml:space="preserve">, abrindo o arquivo de teste correspondente ao lado de cada um.</w:t>
-      </w:r>
-    </w:p>
-    <w:p>
-      <w:pPr/>
-      <w:r>
-        <w:t xml:space="preserve">Passos imediatos:</w:t>
+        <w:t xml:space="preserve">Duas lições reais do envio:</w:t>
       </w:r>
     </w:p>
     <w:p>
@@ -4990,7 +4895,34 @@
         </w:numPr>
       </w:pPr>
       <w:r>
-        <w:t xml:space="preserve">☐ Conceder a permissão workflow ao gh e enviar o commit do CI</w:t>
+        <w:t xml:space="preserve">O GitHub recusou o primeiro envio do arquivo de CI porque o login do </w:t>
+      </w:r>
+      <w:r>
+        <w:rPr>
+          <w:rStyle w:val="CodeChar"/>
+        </w:rPr>
+        <w:t xml:space="preserve">gh</w:t>
+      </w:r>
+      <w:r>
+        <w:t xml:space="preserve"> não tinha a permissão </w:t>
+      </w:r>
+      <w:r>
+        <w:rPr>
+          <w:rStyle w:val="CodeChar"/>
+        </w:rPr>
+        <w:t xml:space="preserve">workflow</w:t>
+      </w:r>
+      <w:r>
+        <w:t xml:space="preserve">. O dono da conta concedeu a permissão no navegador (</w:t>
+      </w:r>
+      <w:r>
+        <w:rPr>
+          <w:rStyle w:val="CodeChar"/>
+        </w:rPr>
+        <w:t xml:space="preserve">gh auth refresh -h github.com -s workflow</w:t>
+      </w:r>
+      <w:r>
+        <w:t xml:space="preserve">) e o envio funcionou.</w:t>
       </w:r>
     </w:p>
     <w:p>
@@ -5002,34 +4934,126 @@
         </w:numPr>
       </w:pPr>
       <w:r>
-        <w:t xml:space="preserve">☐ Conferir o repositório público </w:t>
-      </w:r>
-      <w:r>
-        <w:rPr>
-          <w:rStyle w:val="CodeChar"/>
-        </w:rPr>
-        <w:t xml:space="preserve">pokedex-cli</w:t>
-      </w:r>
-      <w:r>
-        <w:t xml:space="preserve"> no GitHub (README, tópicos e, depois do CI, o selo verde)</w:t>
-      </w:r>
-    </w:p>
-    <w:p>
-      <w:pPr>
-        <w:pStyle w:val="ListParagraph"/>
-        <w:numPr>
-          <w:ilvl w:val="0"/>
-          <w:numId w:val="6"/>
-        </w:numPr>
-      </w:pPr>
-      <w:r>
-        <w:t xml:space="preserve">☐ Estudar a Apostila: Claude, IA e Python na prática e responder as perguntas abaixo (pode ser no chat, uma etapa por vez)</w:t>
+        <w:t xml:space="preserve">A primeira execução do CI </w:t>
+      </w:r>
+      <w:r>
+        <w:rPr>
+          <w:b/>
+        </w:rPr>
+        <w:t xml:space="preserve">falhou</w:t>
+      </w:r>
+      <w:r>
+        <w:t xml:space="preserve">: o </w:t>
+      </w:r>
+      <w:r>
+        <w:rPr>
+          <w:rStyle w:val="CodeChar"/>
+        </w:rPr>
+        <w:t xml:space="preserve">ruff format --check</w:t>
+      </w:r>
+      <w:r>
+        <w:t xml:space="preserve"> passou a analisar também os blocos de código dentro dos arquivos Markdown da apostila, que são trechos didáticos (alguns são contraexemplos de propósito). A verificação local não tinha sido repetida depois de adicionar os documentos. Correção: </w:t>
+      </w:r>
+      <w:r>
+        <w:rPr>
+          <w:rStyle w:val="CodeChar"/>
+        </w:rPr>
+        <w:t xml:space="preserve">extend-exclude = ["docs"]</w:t>
+      </w:r>
+      <w:r>
+        <w:t xml:space="preserve"> no </w:t>
+      </w:r>
+      <w:r>
+        <w:rPr>
+          <w:rStyle w:val="CodeChar"/>
+        </w:rPr>
+        <w:t xml:space="preserve">pyproject.toml</w:t>
+      </w:r>
+      <w:r>
+        <w:t xml:space="preserve">; a segunda execução passou nos dois sistemas. É exatamente para isso que o CI existe: pegar o que escapou na máquina de quem programou.</w:t>
+      </w:r>
+    </w:p>
+    <w:p>
+      <w:pPr>
+        <w:pStyle w:val="Heading2"/>
+      </w:pPr>
+      <w:r>
+        <w:t xml:space="preserve">Próximos passos e perguntas de revisão</w:t>
       </w:r>
     </w:p>
     <w:p>
       <w:pPr/>
       <w:r>
-        <w:t xml:space="preserve">Perguntas de revisão, focadas em arquitetura:</w:t>
+        <w:t xml:space="preserve">O código foi escrito de uma vez, então o aprendizado agora vem de estudá-lo. Sugestão de ordem de leitura: </w:t>
+      </w:r>
+      <w:r>
+        <w:rPr>
+          <w:rStyle w:val="CodeChar"/>
+        </w:rPr>
+        <w:t xml:space="preserve">exceptions.py</w:t>
+      </w:r>
+      <w:r>
+        <w:t xml:space="preserve"> → </w:t>
+      </w:r>
+      <w:r>
+        <w:rPr>
+          <w:rStyle w:val="CodeChar"/>
+        </w:rPr>
+        <w:t xml:space="preserve">models/pokemon.py</w:t>
+      </w:r>
+      <w:r>
+        <w:t xml:space="preserve"> → </w:t>
+      </w:r>
+      <w:r>
+        <w:rPr>
+          <w:rStyle w:val="CodeChar"/>
+        </w:rPr>
+        <w:t xml:space="preserve">utils/validation.py</w:t>
+      </w:r>
+      <w:r>
+        <w:t xml:space="preserve"> → </w:t>
+      </w:r>
+      <w:r>
+        <w:rPr>
+          <w:rStyle w:val="CodeChar"/>
+        </w:rPr>
+        <w:t xml:space="preserve">services/pokeapi.py</w:t>
+      </w:r>
+      <w:r>
+        <w:t xml:space="preserve"> → </w:t>
+      </w:r>
+      <w:r>
+        <w:rPr>
+          <w:rStyle w:val="CodeChar"/>
+        </w:rPr>
+        <w:t xml:space="preserve">cli/formatting.py</w:t>
+      </w:r>
+      <w:r>
+        <w:t xml:space="preserve"> → </w:t>
+      </w:r>
+      <w:r>
+        <w:rPr>
+          <w:rStyle w:val="CodeChar"/>
+        </w:rPr>
+        <w:t xml:space="preserve">cli/menu.py</w:t>
+      </w:r>
+      <w:r>
+        <w:t xml:space="preserve"> → </w:t>
+      </w:r>
+      <w:r>
+        <w:rPr>
+          <w:rStyle w:val="CodeChar"/>
+        </w:rPr>
+        <w:t xml:space="preserve">main.py</w:t>
+      </w:r>
+      <w:r>
+        <w:t xml:space="preserve">, abrindo o arquivo de teste correspondente ao lado de cada um.</w:t>
+      </w:r>
+    </w:p>
+    <w:p>
+      <w:pPr/>
+      <w:r>
+        <w:t xml:space="preserve">Passos imediatos:</w:t>
       </w:r>
     </w:p>
     <w:p>
@@ -5041,43 +5065,7 @@
         </w:numPr>
       </w:pPr>
       <w:r>
-        <w:t xml:space="preserve">Por que </w:t>
-      </w:r>
-      <w:r>
-        <w:rPr>
-          <w:rStyle w:val="CodeChar"/>
-        </w:rPr>
-        <w:t xml:space="preserve">Pokemon.from_api_data</w:t>
-      </w:r>
-      <w:r>
-        <w:t xml:space="preserve"> lança </w:t>
-      </w:r>
-      <w:r>
-        <w:rPr>
-          <w:rStyle w:val="CodeChar"/>
-        </w:rPr>
-        <w:t xml:space="preserve">KeyError</w:t>
-      </w:r>
-      <w:r>
-        <w:t xml:space="preserve">, e não </w:t>
-      </w:r>
-      <w:r>
-        <w:rPr>
-          <w:rStyle w:val="CodeChar"/>
-        </w:rPr>
-        <w:t xml:space="preserve">InvalidResponseError</w:t>
-      </w:r>
-      <w:r>
-        <w:t xml:space="preserve">? O que mudaria se o modelo importasse </w:t>
-      </w:r>
-      <w:r>
-        <w:rPr>
-          <w:rStyle w:val="CodeChar"/>
-        </w:rPr>
-        <w:t xml:space="preserve">exceptions</w:t>
-      </w:r>
-      <w:r>
-        <w:t xml:space="preserve"> da camada de serviço?</w:t>
+        <w:t xml:space="preserve">☒ Conceder a permissão workflow ao gh e enviar o commit do CI (feito; CI verde)</w:t>
       </w:r>
     </w:p>
     <w:p>
@@ -5089,25 +5077,16 @@
         </w:numPr>
       </w:pPr>
       <w:r>
-        <w:t xml:space="preserve">O que quebraria nos testes se </w:t>
-      </w:r>
-      <w:r>
-        <w:rPr>
-          <w:rStyle w:val="CodeChar"/>
-        </w:rPr>
-        <w:t xml:space="preserve">PokeApiClient</w:t>
-      </w:r>
-      <w:r>
-        <w:t xml:space="preserve"> criasse sua própria </w:t>
-      </w:r>
-      <w:r>
-        <w:rPr>
-          <w:rStyle w:val="CodeChar"/>
-        </w:rPr>
-        <w:t xml:space="preserve">Session</w:t>
-      </w:r>
-      <w:r>
-        <w:t xml:space="preserve"> sem aceitá-la por parâmetro?</w:t>
+        <w:t xml:space="preserve">☐ Conferir o repositório público </w:t>
+      </w:r>
+      <w:r>
+        <w:rPr>
+          <w:rStyle w:val="CodeChar"/>
+        </w:rPr>
+        <w:t xml:space="preserve">pokedex-cli</w:t>
+      </w:r>
+      <w:r>
+        <w:t xml:space="preserve"> no GitHub (README, tópicos e, depois do CI, o selo verde)</w:t>
       </w:r>
     </w:p>
     <w:p>
@@ -5119,136 +5098,13 @@
         </w:numPr>
       </w:pPr>
       <w:r>
-        <w:t xml:space="preserve">Por que </w:t>
-      </w:r>
-      <w:r>
-        <w:rPr>
-          <w:rStyle w:val="CodeChar"/>
-        </w:rPr>
-        <w:t xml:space="preserve">format_pokemon</w:t>
-      </w:r>
-      <w:r>
-        <w:t xml:space="preserve"> devolve uma </w:t>
-      </w:r>
-      <w:r>
-        <w:rPr>
-          <w:rStyle w:val="CodeChar"/>
-        </w:rPr>
-        <w:t xml:space="preserve">str</w:t>
-      </w:r>
-      <w:r>
-        <w:t xml:space="preserve"> em vez de chamar </w:t>
-      </w:r>
-      <w:r>
-        <w:rPr>
-          <w:rStyle w:val="CodeChar"/>
-        </w:rPr>
-        <w:t xml:space="preserve">print</w:t>
-      </w:r>
-      <w:r>
-        <w:t xml:space="preserve">?</w:t>
-      </w:r>
-    </w:p>
-    <w:p>
-      <w:pPr>
-        <w:pStyle w:val="ListParagraph"/>
-        <w:numPr>
-          <w:ilvl w:val="0"/>
-          <w:numId w:val="7"/>
-        </w:numPr>
-      </w:pPr>
-      <w:r>
-        <w:t xml:space="preserve">A CLI captura </w:t>
-      </w:r>
-      <w:r>
-        <w:rPr>
-          <w:rStyle w:val="CodeChar"/>
-        </w:rPr>
-        <w:t xml:space="preserve">PokedexError</w:t>
-      </w:r>
-      <w:r>
-        <w:t xml:space="preserve">, mas não </w:t>
-      </w:r>
-      <w:r>
-        <w:rPr>
-          <w:rStyle w:val="CodeChar"/>
-        </w:rPr>
-        <w:t xml:space="preserve">Exception</w:t>
-      </w:r>
-      <w:r>
-        <w:t xml:space="preserve">. Que tipo de problema continuaria mostrando stack trace, e por que isso é desejável?</w:t>
-      </w:r>
-    </w:p>
-    <w:p>
-      <w:pPr>
-        <w:pStyle w:val="ListParagraph"/>
-        <w:numPr>
-          <w:ilvl w:val="0"/>
-          <w:numId w:val="7"/>
-        </w:numPr>
-      </w:pPr>
-      <w:r>
-        <w:t xml:space="preserve">Por que o </w:t>
-      </w:r>
-      <w:r>
-        <w:rPr>
-          <w:rStyle w:val="CodeChar"/>
-        </w:rPr>
-        <w:t xml:space="preserve">Pokemon</w:t>
-      </w:r>
-      <w:r>
-        <w:t xml:space="preserve"> é </w:t>
-      </w:r>
-      <w:r>
-        <w:rPr>
-          <w:rStyle w:val="CodeChar"/>
-        </w:rPr>
-        <w:t xml:space="preserve">frozen=True</w:t>
-      </w:r>
-      <w:r>
-        <w:t xml:space="preserve">? Que bug poderia aparecer junto com o cache se não fosse?</w:t>
-      </w:r>
-    </w:p>
-    <w:p>
-      <w:pPr>
-        <w:pStyle w:val="ListParagraph"/>
-        <w:numPr>
-          <w:ilvl w:val="0"/>
-          <w:numId w:val="7"/>
-        </w:numPr>
-      </w:pPr>
-      <w:r>
-        <w:t xml:space="preserve">Por que os testes de integração ficam desligados por padrão?</w:t>
-      </w:r>
-    </w:p>
-    <w:p>
-      <w:pPr>
-        <w:pStyle w:val="ListParagraph"/>
-        <w:numPr>
-          <w:ilvl w:val="0"/>
-          <w:numId w:val="7"/>
-        </w:numPr>
-      </w:pPr>
-      <w:r>
-        <w:t xml:space="preserve">Onde a correção do BOM foi feita, e por que nessa camada e não no menu?</w:t>
-      </w:r>
-    </w:p>
-    <w:p>
-      <w:pPr>
-        <w:pStyle w:val="ListParagraph"/>
-        <w:numPr>
-          <w:ilvl w:val="0"/>
-          <w:numId w:val="7"/>
-        </w:numPr>
-      </w:pPr>
-      <w:r>
-        <w:t xml:space="preserve">Se você fosse transformar isso numa API web com FastAPI, quais módulos reaproveitaria sem mudar nada, e qual substituiria?</w:t>
+        <w:t xml:space="preserve">☐ Estudar a Apostila: Claude, IA e Python na prática e responder as perguntas abaixo (pode ser no chat, uma etapa por vez)</w:t>
       </w:r>
     </w:p>
     <w:p>
       <w:pPr/>
       <w:r>
-        <w:t xml:space="preserve">Melhorias futuras, em ordem de valor para o portfólio de backend:</w:t>
+        <w:t xml:space="preserve">Perguntas de revisão, focadas em arquitetura:</w:t>
       </w:r>
     </w:p>
     <w:p>
@@ -5260,49 +5116,43 @@
         </w:numPr>
       </w:pPr>
       <w:r>
-        <w:rPr>
-          <w:b/>
-        </w:rPr>
-        <w:t xml:space="preserve">API web com FastAPI</w:t>
-      </w:r>
-      <w:r>
-        <w:t xml:space="preserve"> reaproveitando </w:t>
-      </w:r>
-      <w:r>
-        <w:rPr>
-          <w:rStyle w:val="CodeChar"/>
-        </w:rPr>
-        <w:t xml:space="preserve">models</w:t>
-      </w:r>
-      <w:r>
-        <w:t xml:space="preserve"> e </w:t>
-      </w:r>
-      <w:r>
-        <w:rPr>
-          <w:rStyle w:val="CodeChar"/>
-        </w:rPr>
-        <w:t xml:space="preserve">services</w:t>
-      </w:r>
-      <w:r>
-        <w:t xml:space="preserve"> (ex.: </w:t>
-      </w:r>
-      <w:r>
-        <w:rPr>
-          <w:rStyle w:val="CodeChar"/>
-        </w:rPr>
-        <w:t xml:space="preserve">GET /pokemon/{name}</w:t>
-      </w:r>
-      <w:r>
-        <w:t xml:space="preserve">), com testes via </w:t>
-      </w:r>
-      <w:r>
-        <w:rPr>
-          <w:rStyle w:val="CodeChar"/>
-        </w:rPr>
-        <w:t xml:space="preserve">TestClient</w:t>
-      </w:r>
-      <w:r>
-        <w:t xml:space="preserve">.</w:t>
+        <w:t xml:space="preserve">Por que </w:t>
+      </w:r>
+      <w:r>
+        <w:rPr>
+          <w:rStyle w:val="CodeChar"/>
+        </w:rPr>
+        <w:t xml:space="preserve">Pokemon.from_api_data</w:t>
+      </w:r>
+      <w:r>
+        <w:t xml:space="preserve"> lança </w:t>
+      </w:r>
+      <w:r>
+        <w:rPr>
+          <w:rStyle w:val="CodeChar"/>
+        </w:rPr>
+        <w:t xml:space="preserve">KeyError</w:t>
+      </w:r>
+      <w:r>
+        <w:t xml:space="preserve">, e não </w:t>
+      </w:r>
+      <w:r>
+        <w:rPr>
+          <w:rStyle w:val="CodeChar"/>
+        </w:rPr>
+        <w:t xml:space="preserve">InvalidResponseError</w:t>
+      </w:r>
+      <w:r>
+        <w:t xml:space="preserve">? O que mudaria se o modelo importasse </w:t>
+      </w:r>
+      <w:r>
+        <w:rPr>
+          <w:rStyle w:val="CodeChar"/>
+        </w:rPr>
+        <w:t xml:space="preserve">exceptions</w:t>
+      </w:r>
+      <w:r>
+        <w:t xml:space="preserve"> da camada de serviço?</w:t>
       </w:r>
     </w:p>
     <w:p>
@@ -5314,13 +5164,25 @@
         </w:numPr>
       </w:pPr>
       <w:r>
-        <w:rPr>
-          <w:b/>
-        </w:rPr>
-        <w:t xml:space="preserve">Cache persistente</w:t>
-      </w:r>
-      <w:r>
-        <w:t xml:space="preserve"> em SQLite entre execuções, praticando banco de dados.</w:t>
+        <w:t xml:space="preserve">O que quebraria nos testes se </w:t>
+      </w:r>
+      <w:r>
+        <w:rPr>
+          <w:rStyle w:val="CodeChar"/>
+        </w:rPr>
+        <w:t xml:space="preserve">PokeApiClient</w:t>
+      </w:r>
+      <w:r>
+        <w:t xml:space="preserve"> criasse sua própria </w:t>
+      </w:r>
+      <w:r>
+        <w:rPr>
+          <w:rStyle w:val="CodeChar"/>
+        </w:rPr>
+        <w:t xml:space="preserve">Session</w:t>
+      </w:r>
+      <w:r>
+        <w:t xml:space="preserve"> sem aceitá-la por parâmetro?</w:t>
       </w:r>
     </w:p>
     <w:p>
@@ -5332,22 +5194,34 @@
         </w:numPr>
       </w:pPr>
       <w:r>
-        <w:rPr>
-          <w:b/>
-        </w:rPr>
-        <w:t xml:space="preserve">Retentativas com backoff</w:t>
-      </w:r>
-      <w:r>
-        <w:t xml:space="preserve"> para 429 e 503 (via </w:t>
-      </w:r>
-      <w:r>
-        <w:rPr>
-          <w:rStyle w:val="CodeChar"/>
-        </w:rPr>
-        <w:t xml:space="preserve">urllib3.Retry</w:t>
-      </w:r>
-      <w:r>
-        <w:t xml:space="preserve">).</w:t>
+        <w:t xml:space="preserve">Por que </w:t>
+      </w:r>
+      <w:r>
+        <w:rPr>
+          <w:rStyle w:val="CodeChar"/>
+        </w:rPr>
+        <w:t xml:space="preserve">format_pokemon</w:t>
+      </w:r>
+      <w:r>
+        <w:t xml:space="preserve"> devolve uma </w:t>
+      </w:r>
+      <w:r>
+        <w:rPr>
+          <w:rStyle w:val="CodeChar"/>
+        </w:rPr>
+        <w:t xml:space="preserve">str</w:t>
+      </w:r>
+      <w:r>
+        <w:t xml:space="preserve"> em vez de chamar </w:t>
+      </w:r>
+      <w:r>
+        <w:rPr>
+          <w:rStyle w:val="CodeChar"/>
+        </w:rPr>
+        <w:t xml:space="preserve">print</w:t>
+      </w:r>
+      <w:r>
+        <w:t xml:space="preserve">?</w:t>
       </w:r>
     </w:p>
     <w:p>
@@ -5356,6 +5230,207 @@
         <w:numPr>
           <w:ilvl w:val="0"/>
           <w:numId w:val="8"/>
+        </w:numPr>
+      </w:pPr>
+      <w:r>
+        <w:t xml:space="preserve">A CLI captura </w:t>
+      </w:r>
+      <w:r>
+        <w:rPr>
+          <w:rStyle w:val="CodeChar"/>
+        </w:rPr>
+        <w:t xml:space="preserve">PokedexError</w:t>
+      </w:r>
+      <w:r>
+        <w:t xml:space="preserve">, mas não </w:t>
+      </w:r>
+      <w:r>
+        <w:rPr>
+          <w:rStyle w:val="CodeChar"/>
+        </w:rPr>
+        <w:t xml:space="preserve">Exception</w:t>
+      </w:r>
+      <w:r>
+        <w:t xml:space="preserve">. Que tipo de problema continuaria mostrando stack trace, e por que isso é desejável?</w:t>
+      </w:r>
+    </w:p>
+    <w:p>
+      <w:pPr>
+        <w:pStyle w:val="ListParagraph"/>
+        <w:numPr>
+          <w:ilvl w:val="0"/>
+          <w:numId w:val="8"/>
+        </w:numPr>
+      </w:pPr>
+      <w:r>
+        <w:t xml:space="preserve">Por que o </w:t>
+      </w:r>
+      <w:r>
+        <w:rPr>
+          <w:rStyle w:val="CodeChar"/>
+        </w:rPr>
+        <w:t xml:space="preserve">Pokemon</w:t>
+      </w:r>
+      <w:r>
+        <w:t xml:space="preserve"> é </w:t>
+      </w:r>
+      <w:r>
+        <w:rPr>
+          <w:rStyle w:val="CodeChar"/>
+        </w:rPr>
+        <w:t xml:space="preserve">frozen=True</w:t>
+      </w:r>
+      <w:r>
+        <w:t xml:space="preserve">? Que bug poderia aparecer junto com o cache se não fosse?</w:t>
+      </w:r>
+    </w:p>
+    <w:p>
+      <w:pPr>
+        <w:pStyle w:val="ListParagraph"/>
+        <w:numPr>
+          <w:ilvl w:val="0"/>
+          <w:numId w:val="8"/>
+        </w:numPr>
+      </w:pPr>
+      <w:r>
+        <w:t xml:space="preserve">Por que os testes de integração ficam desligados por padrão?</w:t>
+      </w:r>
+    </w:p>
+    <w:p>
+      <w:pPr>
+        <w:pStyle w:val="ListParagraph"/>
+        <w:numPr>
+          <w:ilvl w:val="0"/>
+          <w:numId w:val="8"/>
+        </w:numPr>
+      </w:pPr>
+      <w:r>
+        <w:t xml:space="preserve">Onde a correção do BOM foi feita, e por que nessa camada e não no menu?</w:t>
+      </w:r>
+    </w:p>
+    <w:p>
+      <w:pPr>
+        <w:pStyle w:val="ListParagraph"/>
+        <w:numPr>
+          <w:ilvl w:val="0"/>
+          <w:numId w:val="8"/>
+        </w:numPr>
+      </w:pPr>
+      <w:r>
+        <w:t xml:space="preserve">Se você fosse transformar isso numa API web com FastAPI, quais módulos reaproveitaria sem mudar nada, e qual substituiria?</w:t>
+      </w:r>
+    </w:p>
+    <w:p>
+      <w:pPr/>
+      <w:r>
+        <w:t xml:space="preserve">Melhorias futuras, em ordem de valor para o portfólio de backend:</w:t>
+      </w:r>
+    </w:p>
+    <w:p>
+      <w:pPr>
+        <w:pStyle w:val="ListParagraph"/>
+        <w:numPr>
+          <w:ilvl w:val="0"/>
+          <w:numId w:val="9"/>
+        </w:numPr>
+      </w:pPr>
+      <w:r>
+        <w:rPr>
+          <w:b/>
+        </w:rPr>
+        <w:t xml:space="preserve">API web com FastAPI</w:t>
+      </w:r>
+      <w:r>
+        <w:t xml:space="preserve"> reaproveitando </w:t>
+      </w:r>
+      <w:r>
+        <w:rPr>
+          <w:rStyle w:val="CodeChar"/>
+        </w:rPr>
+        <w:t xml:space="preserve">models</w:t>
+      </w:r>
+      <w:r>
+        <w:t xml:space="preserve"> e </w:t>
+      </w:r>
+      <w:r>
+        <w:rPr>
+          <w:rStyle w:val="CodeChar"/>
+        </w:rPr>
+        <w:t xml:space="preserve">services</w:t>
+      </w:r>
+      <w:r>
+        <w:t xml:space="preserve"> (ex.: </w:t>
+      </w:r>
+      <w:r>
+        <w:rPr>
+          <w:rStyle w:val="CodeChar"/>
+        </w:rPr>
+        <w:t xml:space="preserve">GET /pokemon/{name}</w:t>
+      </w:r>
+      <w:r>
+        <w:t xml:space="preserve">), com testes via </w:t>
+      </w:r>
+      <w:r>
+        <w:rPr>
+          <w:rStyle w:val="CodeChar"/>
+        </w:rPr>
+        <w:t xml:space="preserve">TestClient</w:t>
+      </w:r>
+      <w:r>
+        <w:t xml:space="preserve">.</w:t>
+      </w:r>
+    </w:p>
+    <w:p>
+      <w:pPr>
+        <w:pStyle w:val="ListParagraph"/>
+        <w:numPr>
+          <w:ilvl w:val="0"/>
+          <w:numId w:val="9"/>
+        </w:numPr>
+      </w:pPr>
+      <w:r>
+        <w:rPr>
+          <w:b/>
+        </w:rPr>
+        <w:t xml:space="preserve">Cache persistente</w:t>
+      </w:r>
+      <w:r>
+        <w:t xml:space="preserve"> em SQLite entre execuções, praticando banco de dados.</w:t>
+      </w:r>
+    </w:p>
+    <w:p>
+      <w:pPr>
+        <w:pStyle w:val="ListParagraph"/>
+        <w:numPr>
+          <w:ilvl w:val="0"/>
+          <w:numId w:val="9"/>
+        </w:numPr>
+      </w:pPr>
+      <w:r>
+        <w:rPr>
+          <w:b/>
+        </w:rPr>
+        <w:t xml:space="preserve">Retentativas com backoff</w:t>
+      </w:r>
+      <w:r>
+        <w:t xml:space="preserve"> para 429 e 503 (via </w:t>
+      </w:r>
+      <w:r>
+        <w:rPr>
+          <w:rStyle w:val="CodeChar"/>
+        </w:rPr>
+        <w:t xml:space="preserve">urllib3.Retry</w:t>
+      </w:r>
+      <w:r>
+        <w:t xml:space="preserve">).</w:t>
+      </w:r>
+    </w:p>
+    <w:p>
+      <w:pPr>
+        <w:pStyle w:val="ListParagraph"/>
+        <w:numPr>
+          <w:ilvl w:val="0"/>
+          <w:numId w:val="9"/>
         </w:numPr>
       </w:pPr>
       <w:r>
@@ -5571,12 +5646,15 @@
     <w:abstractNumId w:val="0"/>
   </w:num>
   <w:num w:numId="7">
+    <w:abstractNumId w:val="0"/>
+  </w:num>
+  <w:num w:numId="8">
     <w:abstractNumId w:val="1"/>
     <w:lvlOverride w:ilvl="0">
       <w:startOverride w:val="1"/>
     </w:lvlOverride>
   </w:num>
-  <w:num w:numId="8">
+  <w:num w:numId="9">
     <w:abstractNumId w:val="0"/>
   </w:num>
 </w:numbering>
